--- a/jpg2Document.docx
+++ b/jpg2Document.docx
@@ -4,339 +4,345 @@
   <w:body>
     <w:p>
       <w:r>
-        <w:t># jpg2Dokument.py</w:t>
-      </w:r>
-      <w:r>
-        <w:br/>
-        <w:t># Copyright (c) 2024 ot2i7ba</w:t>
-      </w:r>
-      <w:r>
-        <w:br/>
-        <w:t># https://github.com/ot2i7ba/</w:t>
-      </w:r>
-      <w:r>
-        <w:br/>
-        <w:t xml:space="preserve"># This </w:t>
-      </w:r>
-      <w:proofErr w:type="spellStart"/>
-      <w:r>
-        <w:t>code</w:t>
-      </w:r>
-      <w:proofErr w:type="spellEnd"/>
-      <w:r>
-        <w:t xml:space="preserve"> </w:t>
-      </w:r>
-      <w:proofErr w:type="spellStart"/>
-      <w:r>
-        <w:t>is</w:t>
-      </w:r>
-      <w:proofErr w:type="spellEnd"/>
-      <w:r>
-        <w:t xml:space="preserve"> </w:t>
-      </w:r>
-      <w:proofErr w:type="spellStart"/>
-      <w:r>
-        <w:t>licensed</w:t>
-      </w:r>
-      <w:proofErr w:type="spellEnd"/>
-      <w:r>
-        <w:t xml:space="preserve"> </w:t>
-      </w:r>
-      <w:proofErr w:type="spellStart"/>
-      <w:r>
-        <w:t>under</w:t>
-      </w:r>
-      <w:proofErr w:type="spellEnd"/>
-      <w:r>
-        <w:t xml:space="preserve"> </w:t>
-      </w:r>
-      <w:proofErr w:type="spellStart"/>
-      <w:r>
-        <w:t>the</w:t>
-      </w:r>
-      <w:proofErr w:type="spellEnd"/>
-      <w:r>
-        <w:t xml:space="preserve"> MIT </w:t>
-      </w:r>
-      <w:proofErr w:type="spellStart"/>
-      <w:r>
-        <w:t>License</w:t>
-      </w:r>
-      <w:proofErr w:type="spellEnd"/>
-      <w:r>
-        <w:t xml:space="preserve"> (</w:t>
-      </w:r>
-      <w:proofErr w:type="spellStart"/>
-      <w:r>
-        <w:t>see</w:t>
-      </w:r>
-      <w:proofErr w:type="spellEnd"/>
-      <w:r>
-        <w:t xml:space="preserve"> LICENSE </w:t>
-      </w:r>
-      <w:proofErr w:type="spellStart"/>
-      <w:r>
-        <w:t>for</w:t>
-      </w:r>
-      <w:proofErr w:type="spellEnd"/>
-      <w:r>
-        <w:t xml:space="preserve"> </w:t>
-      </w:r>
-      <w:proofErr w:type="spellStart"/>
-      <w:r>
-        <w:t>details</w:t>
-      </w:r>
-      <w:proofErr w:type="spellEnd"/>
-      <w:r>
-        <w:t>).</w:t>
-      </w:r>
-      <w:r>
-        <w:br/>
-      </w:r>
-      <w:r>
-        <w:br/>
-        <w:t>"""</w:t>
-      </w:r>
-      <w:r>
-        <w:br/>
-      </w:r>
-      <w:proofErr w:type="spellStart"/>
-      <w:r>
-        <w:t>Generate</w:t>
-      </w:r>
-      <w:proofErr w:type="spellEnd"/>
-      <w:r>
-        <w:t xml:space="preserve"> a Word </w:t>
-      </w:r>
-      <w:proofErr w:type="spellStart"/>
-      <w:r>
-        <w:t>document</w:t>
-      </w:r>
-      <w:proofErr w:type="spellEnd"/>
-      <w:r>
-        <w:t xml:space="preserve"> </w:t>
-      </w:r>
-      <w:proofErr w:type="spellStart"/>
-      <w:r>
-        <w:t>from</w:t>
-      </w:r>
-      <w:proofErr w:type="spellEnd"/>
-      <w:r>
-        <w:t xml:space="preserve"> a </w:t>
-      </w:r>
-      <w:proofErr w:type="spellStart"/>
-      <w:r>
-        <w:t>template</w:t>
-      </w:r>
-      <w:proofErr w:type="spellEnd"/>
-      <w:r>
-        <w:t xml:space="preserve">, </w:t>
-      </w:r>
-      <w:proofErr w:type="spellStart"/>
-      <w:r>
-        <w:t>inserting</w:t>
-      </w:r>
-      <w:proofErr w:type="spellEnd"/>
-      <w:r>
-        <w:t xml:space="preserve"> a </w:t>
-      </w:r>
-      <w:proofErr w:type="spellStart"/>
-      <w:r>
-        <w:t>table</w:t>
-      </w:r>
-      <w:proofErr w:type="spellEnd"/>
-      <w:r>
-        <w:t xml:space="preserve"> </w:t>
-      </w:r>
-      <w:proofErr w:type="spellStart"/>
-      <w:r>
-        <w:t>of</w:t>
-      </w:r>
-      <w:proofErr w:type="spellEnd"/>
-      <w:r>
-        <w:t xml:space="preserve"> </w:t>
-      </w:r>
-      <w:proofErr w:type="spellStart"/>
-      <w:r>
-        <w:t>compressed</w:t>
-      </w:r>
-      <w:proofErr w:type="spellEnd"/>
-      <w:r>
-        <w:t>,</w:t>
-      </w:r>
-      <w:r>
-        <w:br/>
-      </w:r>
-      <w:proofErr w:type="spellStart"/>
-      <w:r>
-        <w:t>landscape-oriented</w:t>
-      </w:r>
-      <w:proofErr w:type="spellEnd"/>
-      <w:r>
-        <w:t xml:space="preserve"> </w:t>
-      </w:r>
-      <w:proofErr w:type="spellStart"/>
-      <w:r>
-        <w:t>images</w:t>
-      </w:r>
-      <w:proofErr w:type="spellEnd"/>
-      <w:r>
-        <w:t xml:space="preserve"> in </w:t>
-      </w:r>
-      <w:proofErr w:type="spellStart"/>
-      <w:r>
-        <w:t>place</w:t>
-      </w:r>
-      <w:proofErr w:type="spellEnd"/>
-      <w:r>
-        <w:t xml:space="preserve"> </w:t>
-      </w:r>
-      <w:proofErr w:type="spellStart"/>
-      <w:r>
-        <w:t>of</w:t>
-      </w:r>
-      <w:proofErr w:type="spellEnd"/>
-      <w:r>
-        <w:t xml:space="preserve"> a </w:t>
-      </w:r>
-      <w:proofErr w:type="spellStart"/>
-      <w:r>
-        <w:t>given</w:t>
-      </w:r>
-      <w:proofErr w:type="spellEnd"/>
-      <w:r>
-        <w:t xml:space="preserve"> </w:t>
-      </w:r>
-      <w:proofErr w:type="spellStart"/>
-      <w:r>
-        <w:t>placeholder</w:t>
-      </w:r>
-      <w:proofErr w:type="spellEnd"/>
-      <w:r>
-        <w:t xml:space="preserve">. </w:t>
-      </w:r>
-      <w:proofErr w:type="spellStart"/>
-      <w:r>
-        <w:t>If</w:t>
-      </w:r>
-      <w:proofErr w:type="spellEnd"/>
-      <w:r>
-        <w:t xml:space="preserve"> </w:t>
-      </w:r>
-      <w:proofErr w:type="spellStart"/>
-      <w:r>
-        <w:t>the</w:t>
-      </w:r>
-      <w:proofErr w:type="spellEnd"/>
-      <w:r>
-        <w:t xml:space="preserve"> </w:t>
-      </w:r>
-      <w:proofErr w:type="spellStart"/>
-      <w:r>
-        <w:t>placeholder</w:t>
-      </w:r>
-      <w:proofErr w:type="spellEnd"/>
-      <w:r>
-        <w:br/>
-      </w:r>
-      <w:proofErr w:type="spellStart"/>
-      <w:r>
-        <w:t>is</w:t>
-      </w:r>
-      <w:proofErr w:type="spellEnd"/>
-      <w:r>
-        <w:t xml:space="preserve"> not </w:t>
-      </w:r>
-      <w:proofErr w:type="spellStart"/>
-      <w:r>
-        <w:t>found</w:t>
-      </w:r>
-      <w:proofErr w:type="spellEnd"/>
-      <w:r>
-        <w:t xml:space="preserve">, </w:t>
-      </w:r>
-      <w:proofErr w:type="spellStart"/>
-      <w:r>
-        <w:t>the</w:t>
-      </w:r>
-      <w:proofErr w:type="spellEnd"/>
-      <w:r>
-        <w:t xml:space="preserve"> </w:t>
-      </w:r>
-      <w:proofErr w:type="spellStart"/>
-      <w:r>
-        <w:t>script</w:t>
-      </w:r>
-      <w:proofErr w:type="spellEnd"/>
-      <w:r>
-        <w:t xml:space="preserve"> </w:t>
-      </w:r>
-      <w:proofErr w:type="spellStart"/>
-      <w:r>
-        <w:t>aborts</w:t>
-      </w:r>
-      <w:proofErr w:type="spellEnd"/>
-      <w:r>
-        <w:t xml:space="preserve"> </w:t>
-      </w:r>
-      <w:proofErr w:type="spellStart"/>
-      <w:r>
-        <w:t>immediately</w:t>
-      </w:r>
-      <w:proofErr w:type="spellEnd"/>
-      <w:r>
-        <w:t xml:space="preserve"> (</w:t>
-      </w:r>
-      <w:proofErr w:type="spellStart"/>
-      <w:r>
-        <w:t>no</w:t>
-      </w:r>
-      <w:proofErr w:type="spellEnd"/>
-      <w:r>
-        <w:t xml:space="preserve"> </w:t>
-      </w:r>
-      <w:proofErr w:type="spellStart"/>
-      <w:r>
-        <w:t>images</w:t>
-      </w:r>
-      <w:proofErr w:type="spellEnd"/>
-      <w:r>
-        <w:t xml:space="preserve"> </w:t>
-      </w:r>
-      <w:proofErr w:type="spellStart"/>
-      <w:r>
-        <w:t>are</w:t>
-      </w:r>
-      <w:proofErr w:type="spellEnd"/>
-      <w:r>
-        <w:t xml:space="preserve"> </w:t>
-      </w:r>
-      <w:proofErr w:type="spellStart"/>
-      <w:r>
-        <w:t>processed</w:t>
-      </w:r>
-      <w:proofErr w:type="spellEnd"/>
-      <w:r>
-        <w:t>).</w:t>
-      </w:r>
-      <w:r>
-        <w:br/>
-        <w:t>"""</w:t>
-      </w:r>
-      <w:r>
-        <w:br/>
-      </w:r>
-      <w:r>
-        <w:br/>
-      </w:r>
-      <w:r>
-        <w:br/>
-      </w:r>
-      <w:r>
-        <w:t>&lt;&lt;jpg2Doc</w:t>
+        <w:t># jpg2Do</w:t>
+      </w:r>
+      <w:r>
+        <w:t>c</w:t>
       </w:r>
       <w:bookmarkStart w:id="0" w:name="_GoBack"/>
       <w:bookmarkEnd w:id="0"/>
+      <w:r>
+        <w:t>ument.py</w:t>
+      </w:r>
+      <w:r>
+        <w:br/>
+        <w:t># Copyright (c) 2024 ot2i7ba</w:t>
+      </w:r>
+      <w:r>
+        <w:br/>
+        <w:t># https://github.com/ot2i7ba/</w:t>
+      </w:r>
+      <w:r>
+        <w:br/>
+        <w:t xml:space="preserve"># This </w:t>
+      </w:r>
+      <w:proofErr w:type="spellStart"/>
+      <w:r>
+        <w:t>code</w:t>
+      </w:r>
+      <w:proofErr w:type="spellEnd"/>
+      <w:r>
+        <w:t xml:space="preserve"> </w:t>
+      </w:r>
+      <w:proofErr w:type="spellStart"/>
+      <w:r>
+        <w:t>is</w:t>
+      </w:r>
+      <w:proofErr w:type="spellEnd"/>
+      <w:r>
+        <w:t xml:space="preserve"> </w:t>
+      </w:r>
+      <w:proofErr w:type="spellStart"/>
+      <w:r>
+        <w:t>licensed</w:t>
+      </w:r>
+      <w:proofErr w:type="spellEnd"/>
+      <w:r>
+        <w:t xml:space="preserve"> </w:t>
+      </w:r>
+      <w:proofErr w:type="spellStart"/>
+      <w:r>
+        <w:t>under</w:t>
+      </w:r>
+      <w:proofErr w:type="spellEnd"/>
+      <w:r>
+        <w:t xml:space="preserve"> </w:t>
+      </w:r>
+      <w:proofErr w:type="spellStart"/>
+      <w:r>
+        <w:t>the</w:t>
+      </w:r>
+      <w:proofErr w:type="spellEnd"/>
+      <w:r>
+        <w:t xml:space="preserve"> MIT </w:t>
+      </w:r>
+      <w:proofErr w:type="spellStart"/>
+      <w:r>
+        <w:t>License</w:t>
+      </w:r>
+      <w:proofErr w:type="spellEnd"/>
+      <w:r>
+        <w:t xml:space="preserve"> (</w:t>
+      </w:r>
+      <w:proofErr w:type="spellStart"/>
+      <w:r>
+        <w:t>see</w:t>
+      </w:r>
+      <w:proofErr w:type="spellEnd"/>
+      <w:r>
+        <w:t xml:space="preserve"> LICENSE </w:t>
+      </w:r>
+      <w:proofErr w:type="spellStart"/>
+      <w:r>
+        <w:t>for</w:t>
+      </w:r>
+      <w:proofErr w:type="spellEnd"/>
+      <w:r>
+        <w:t xml:space="preserve"> </w:t>
+      </w:r>
+      <w:proofErr w:type="spellStart"/>
+      <w:r>
+        <w:t>details</w:t>
+      </w:r>
+      <w:proofErr w:type="spellEnd"/>
+      <w:r>
+        <w:t>).</w:t>
+      </w:r>
+      <w:r>
+        <w:br/>
+      </w:r>
+      <w:r>
+        <w:br/>
+        <w:t>"""</w:t>
+      </w:r>
+      <w:r>
+        <w:br/>
+      </w:r>
+      <w:proofErr w:type="spellStart"/>
+      <w:r>
+        <w:t>Generate</w:t>
+      </w:r>
+      <w:proofErr w:type="spellEnd"/>
+      <w:r>
+        <w:t xml:space="preserve"> a Word </w:t>
+      </w:r>
+      <w:proofErr w:type="spellStart"/>
+      <w:r>
+        <w:t>document</w:t>
+      </w:r>
+      <w:proofErr w:type="spellEnd"/>
+      <w:r>
+        <w:t xml:space="preserve"> </w:t>
+      </w:r>
+      <w:proofErr w:type="spellStart"/>
+      <w:r>
+        <w:t>from</w:t>
+      </w:r>
+      <w:proofErr w:type="spellEnd"/>
+      <w:r>
+        <w:t xml:space="preserve"> a </w:t>
+      </w:r>
+      <w:proofErr w:type="spellStart"/>
+      <w:r>
+        <w:t>template</w:t>
+      </w:r>
+      <w:proofErr w:type="spellEnd"/>
+      <w:r>
+        <w:t xml:space="preserve">, </w:t>
+      </w:r>
+      <w:proofErr w:type="spellStart"/>
+      <w:r>
+        <w:t>inserting</w:t>
+      </w:r>
+      <w:proofErr w:type="spellEnd"/>
+      <w:r>
+        <w:t xml:space="preserve"> a </w:t>
+      </w:r>
+      <w:proofErr w:type="spellStart"/>
+      <w:r>
+        <w:t>table</w:t>
+      </w:r>
+      <w:proofErr w:type="spellEnd"/>
+      <w:r>
+        <w:t xml:space="preserve"> </w:t>
+      </w:r>
+      <w:proofErr w:type="spellStart"/>
+      <w:r>
+        <w:t>of</w:t>
+      </w:r>
+      <w:proofErr w:type="spellEnd"/>
+      <w:r>
+        <w:t xml:space="preserve"> </w:t>
+      </w:r>
+      <w:proofErr w:type="spellStart"/>
+      <w:r>
+        <w:t>compressed</w:t>
+      </w:r>
+      <w:proofErr w:type="spellEnd"/>
+      <w:r>
+        <w:t>,</w:t>
+      </w:r>
+      <w:r>
+        <w:br/>
+      </w:r>
+      <w:proofErr w:type="spellStart"/>
+      <w:r>
+        <w:t>landscape-oriented</w:t>
+      </w:r>
+      <w:proofErr w:type="spellEnd"/>
+      <w:r>
+        <w:t xml:space="preserve"> </w:t>
+      </w:r>
+      <w:proofErr w:type="spellStart"/>
+      <w:r>
+        <w:t>images</w:t>
+      </w:r>
+      <w:proofErr w:type="spellEnd"/>
+      <w:r>
+        <w:t xml:space="preserve"> in </w:t>
+      </w:r>
+      <w:proofErr w:type="spellStart"/>
+      <w:r>
+        <w:t>place</w:t>
+      </w:r>
+      <w:proofErr w:type="spellEnd"/>
+      <w:r>
+        <w:t xml:space="preserve"> </w:t>
+      </w:r>
+      <w:proofErr w:type="spellStart"/>
+      <w:r>
+        <w:t>of</w:t>
+      </w:r>
+      <w:proofErr w:type="spellEnd"/>
+      <w:r>
+        <w:t xml:space="preserve"> a </w:t>
+      </w:r>
+      <w:proofErr w:type="spellStart"/>
+      <w:r>
+        <w:t>given</w:t>
+      </w:r>
+      <w:proofErr w:type="spellEnd"/>
+      <w:r>
+        <w:t xml:space="preserve"> </w:t>
+      </w:r>
+      <w:proofErr w:type="spellStart"/>
+      <w:r>
+        <w:t>placeholder</w:t>
+      </w:r>
+      <w:proofErr w:type="spellEnd"/>
+      <w:r>
+        <w:t xml:space="preserve">. </w:t>
+      </w:r>
+      <w:proofErr w:type="spellStart"/>
+      <w:r>
+        <w:t>If</w:t>
+      </w:r>
+      <w:proofErr w:type="spellEnd"/>
+      <w:r>
+        <w:t xml:space="preserve"> </w:t>
+      </w:r>
+      <w:proofErr w:type="spellStart"/>
+      <w:r>
+        <w:t>the</w:t>
+      </w:r>
+      <w:proofErr w:type="spellEnd"/>
+      <w:r>
+        <w:t xml:space="preserve"> </w:t>
+      </w:r>
+      <w:proofErr w:type="spellStart"/>
+      <w:r>
+        <w:t>placeholder</w:t>
+      </w:r>
+      <w:proofErr w:type="spellEnd"/>
+      <w:r>
+        <w:br/>
+      </w:r>
+      <w:proofErr w:type="spellStart"/>
+      <w:r>
+        <w:t>is</w:t>
+      </w:r>
+      <w:proofErr w:type="spellEnd"/>
+      <w:r>
+        <w:t xml:space="preserve"> not </w:t>
+      </w:r>
+      <w:proofErr w:type="spellStart"/>
+      <w:r>
+        <w:t>found</w:t>
+      </w:r>
+      <w:proofErr w:type="spellEnd"/>
+      <w:r>
+        <w:t xml:space="preserve">, </w:t>
+      </w:r>
+      <w:proofErr w:type="spellStart"/>
+      <w:r>
+        <w:t>the</w:t>
+      </w:r>
+      <w:proofErr w:type="spellEnd"/>
+      <w:r>
+        <w:t xml:space="preserve"> </w:t>
+      </w:r>
+      <w:proofErr w:type="spellStart"/>
+      <w:r>
+        <w:t>script</w:t>
+      </w:r>
+      <w:proofErr w:type="spellEnd"/>
+      <w:r>
+        <w:t xml:space="preserve"> </w:t>
+      </w:r>
+      <w:proofErr w:type="spellStart"/>
+      <w:r>
+        <w:t>aborts</w:t>
+      </w:r>
+      <w:proofErr w:type="spellEnd"/>
+      <w:r>
+        <w:t xml:space="preserve"> </w:t>
+      </w:r>
+      <w:proofErr w:type="spellStart"/>
+      <w:r>
+        <w:t>immediately</w:t>
+      </w:r>
+      <w:proofErr w:type="spellEnd"/>
+      <w:r>
+        <w:t xml:space="preserve"> (</w:t>
+      </w:r>
+      <w:proofErr w:type="spellStart"/>
+      <w:r>
+        <w:t>no</w:t>
+      </w:r>
+      <w:proofErr w:type="spellEnd"/>
+      <w:r>
+        <w:t xml:space="preserve"> </w:t>
+      </w:r>
+      <w:proofErr w:type="spellStart"/>
+      <w:r>
+        <w:t>images</w:t>
+      </w:r>
+      <w:proofErr w:type="spellEnd"/>
+      <w:r>
+        <w:t xml:space="preserve"> </w:t>
+      </w:r>
+      <w:proofErr w:type="spellStart"/>
+      <w:r>
+        <w:t>are</w:t>
+      </w:r>
+      <w:proofErr w:type="spellEnd"/>
+      <w:r>
+        <w:t xml:space="preserve"> </w:t>
+      </w:r>
+      <w:proofErr w:type="spellStart"/>
+      <w:r>
+        <w:t>processed</w:t>
+      </w:r>
+      <w:proofErr w:type="spellEnd"/>
+      <w:r>
+        <w:t>).</w:t>
+      </w:r>
+      <w:r>
+        <w:br/>
+        <w:t>"""</w:t>
+      </w:r>
+      <w:r>
+        <w:br/>
+      </w:r>
+      <w:r>
+        <w:br/>
+      </w:r>
+      <w:r>
+        <w:br/>
+      </w:r>
+      <w:r>
+        <w:t>&lt;&lt;jpg2Doc</w:t>
+      </w:r>
       <w:r>
         <w:t>ument&gt;&gt;</w:t>
       </w:r>
